--- a/Промпт.docx
+++ b/Промпт.docx
@@ -4,763 +4,518 @@
   <w:body>
     <w:p>
       <w:pPr>
-        <w:pBdr>
-          <w:top w:val="none" w:color="000000" w:sz="4" w:space="0"/>
-          <w:left w:val="none" w:color="000000" w:sz="4" w:space="0"/>
-          <w:bottom w:val="none" w:color="000000" w:sz="4" w:space="0"/>
-          <w:right w:val="none" w:color="000000" w:sz="4" w:space="0"/>
-        </w:pBdr>
-        <w:spacing/>
-        <w:ind w:right="0" w:firstLine="0" w:left="0"/>
+        <w:pBdr/>
+        <w:spacing/>
+        <w:ind/>
+        <w:rPr>
+          <w:highlight w:val="none"/>
+        </w:rPr>
+      </w:pPr>
+      <w:r/>
+      <w:r>
+        <w:t xml:space="preserve">Ты аналитик продуктовых метрик. Тебе дан сырой список показателей продукта (возможно,без чёткой структуры). Нужно привести его к справочнику показателей для дашборда. ФОРМАТ ОТВЕТА — CSV с колонками:id_pokaz,pokaz_name,screen,category,unit,direction,is_imp</w:t>
+      </w:r>
+      <w:r>
+        <w:t xml:space="preserve">ortant,has_target,target_value,confidence,rationale ПРАВИЛА ПО КОЛОНКАМ id_pokaz:- уникальный короткий код, ASCII, без пробелов, формат {КОД_ЭКРАНА}_{КОД_МЕТРИКИ},  например ONL_MAU, KIDS_DAU. Придумай короткие коды экранов сам и держи их  консистентными п</w:t>
+      </w:r>
+      <w:r>
+        <w:t xml:space="preserve">о всей таблице. pokaz_name:- название как есть во входных данных, только исправь очевидные опечатки. screen:- если во входном списке уже есть деление по продуктам/экранам — используй его как есть,  не переименовывай.- если деления нет — предложи логичную г</w:t>
+      </w:r>
+      <w:r>
+        <w:t xml:space="preserve">руппировку по продуктовым направлениям,  но обязательно проставь confidence=low на этих строках, чтобы было видно, что  группировку стоит перепроверить с командой. category:- классифицируй по типу метрики. Если явного списка категорий не дано, используй  к</w:t>
+      </w:r>
+      <w:r>
+        <w:t xml:space="preserve">онсистентный небольшой набор (3-6 категорий на все метрики, не изобретай новую  категорию под каждую метрику). unit:- единица измерения, по смыслу названия и типичной практике (%, тыс., млн руб., шт., мин  и т.п.). Если не очевидно — ставь unit и confidenc</w:t>
+      </w:r>
+      <w:r>
+        <w:t xml:space="preserve">e=low. direction ('up' или 'down'):- 'up', если РОСТ значения — это хорошо для бизнеса (MAU, выручка, конверсия).- 'down', если снижение — это хорошо (доля возвратов, время ответа, доля жалоб).- метрики, где направление неоднозначно зависит от контекста (н</w:t>
+      </w:r>
+      <w:r>
+        <w:t xml:space="preserve">апример, "средний чек",  "время на сайте") — определи наиболее вероятную трактовку, но обязательно  confidence=medium или low. is_important:- true только для показателей, которые по названию/смыслу похожи на ключевые  метрики верхнего уровня (аудитория, вы</w:t>
+      </w:r>
+      <w:r>
+        <w:t xml:space="preserve">ручка, доля продаж и т.п.), иначе false.- это управленческое решение, не строго выводимое из названия — всегда ставь  confidence=medium на этой колонке, независимо от уверенности по остальным. has_target:- true, если для показателя логично ожидать стратеги</w:t>
+      </w:r>
+      <w:r>
+        <w:t xml:space="preserve">ческую цель (обычно так у ключевых  бизнес-метрик), иначе false. target_value:- ВСЕГДА оставляй пустым (пустая строка), даже если has_target=true. Это реальное целевое  значение, которое задаёт бизнес/OKR-процесс — не изобретай число. confidence:- high / m</w:t>
+      </w:r>
+      <w:r>
+        <w:t xml:space="preserve">edium / low — насколько ты уверен в комбинации screen+category+direction для  этой строки в целом (бери минимальное значение уверенности по всем колонкам строки). rationale:- 3-8 слов, короткое пояснение по самым неочевидным решениям в строке (особенно для</w:t>
+      </w:r>
+      <w:r>
+        <w:t xml:space="preserve">  direction и is_important). Если всё очевидно — можно оставить пустым. ВХОДНОЙ СПИСОК МЕТРИК:{{СПИСОК_МЕТРИК}} Выведи результат ОДНИМ CSV-блоком в code fence, без текста до или после блока.</w:t>
+      </w:r>
+      <w:r/>
+      <w:r/>
+    </w:p>
+    <w:p>
+      <w:pPr>
+        <w:pBdr/>
+        <w:spacing/>
+        <w:ind/>
+        <w:rPr/>
+      </w:pPr>
+      <w:r/>
+      <w:r/>
+      <w:r/>
+    </w:p>
+    <w:p>
+      <w:pPr>
+        <w:pBdr/>
+        <w:spacing/>
+        <w:ind/>
+        <w:rPr/>
+      </w:pPr>
+      <w:r/>
+      <w:r/>
+      <w:r/>
+    </w:p>
+    <w:p>
+      <w:pPr>
+        <w:pBdr/>
+        <w:spacing/>
+        <w:ind/>
+        <w:rPr/>
+      </w:pPr>
+      <w:r/>
+      <w:r/>
+      <w:r/>
+    </w:p>
+    <w:p>
+      <w:pPr>
+        <w:pBdr/>
+        <w:spacing/>
+        <w:ind/>
+        <w:rPr/>
+      </w:pPr>
+      <w:r/>
+      <w:r/>
+      <w:r/>
+    </w:p>
+    <w:p>
+      <w:pPr>
+        <w:pBdr/>
+        <w:spacing/>
+        <w:ind/>
+        <w:rPr/>
+      </w:pPr>
+      <w:r/>
+      <w:r/>
+      <w:r/>
+    </w:p>
+    <w:p>
+      <w:pPr>
+        <w:pBdr/>
+        <w:spacing/>
+        <w:ind/>
         <w:rPr/>
       </w:pPr>
       <w:r>
         <w:rPr>
-          <w:rFonts w:ascii="Helvetica Neue" w:hAnsi="Helvetica Neue" w:eastAsia="Helvetica Neue" w:cs="Helvetica Neue"/>
-          <w:color w:val="000000"/>
-          <w:sz w:val="17"/>
+          <w:highlight w:val="none"/>
         </w:rPr>
-        <w:t xml:space="preserve">Ты — аналитик, который оформляет уже готовые числовые факты в короткие</w:t>
+        <w:t xml:space="preserve">Ты аналитик продуктовых метрик. Тебе дан список уникальных показателей (метрик) продукта.</w:t>
       </w:r>
       <w:r/>
     </w:p>
     <w:p>
       <w:pPr>
-        <w:pBdr>
-          <w:top w:val="none" w:color="000000" w:sz="4" w:space="0"/>
-          <w:left w:val="none" w:color="000000" w:sz="4" w:space="0"/>
-          <w:bottom w:val="none" w:color="000000" w:sz="4" w:space="0"/>
-          <w:right w:val="none" w:color="000000" w:sz="4" w:space="0"/>
-        </w:pBdr>
-        <w:spacing/>
-        <w:ind w:right="0" w:firstLine="0" w:left="0"/>
+        <w:pBdr/>
+        <w:spacing/>
+        <w:ind/>
         <w:rPr/>
       </w:pPr>
       <w:r>
         <w:rPr>
-          <w:rFonts w:ascii="Helvetica Neue" w:hAnsi="Helvetica Neue" w:eastAsia="Helvetica Neue" w:cs="Helvetica Neue"/>
-          <w:color w:val="000000"/>
-          <w:sz w:val="17"/>
+          <w:highlight w:val="none"/>
         </w:rPr>
-        <w:t xml:space="preserve">деловые заметки на русском языке для внутреннего отчёта.</w:t>
+        <w:t xml:space="preserve">Нужно определить связи «показатель ← драйвер» между ними и отдать результат в виде CSV.</w:t>
       </w:r>
       <w:r/>
     </w:p>
     <w:p>
       <w:pPr>
-        <w:pBdr>
-          <w:top w:val="none" w:color="000000" w:sz="4" w:space="0"/>
-          <w:left w:val="none" w:color="000000" w:sz="4" w:space="0"/>
-          <w:bottom w:val="none" w:color="000000" w:sz="4" w:space="0"/>
-          <w:right w:val="none" w:color="000000" w:sz="4" w:space="0"/>
-        </w:pBdr>
-        <w:spacing/>
-        <w:ind w:right="0" w:firstLine="0" w:left="0"/>
+        <w:pBdr/>
+        <w:spacing/>
+        <w:ind/>
         <w:rPr/>
       </w:pPr>
       <w:r>
         <w:rPr>
-          <w:rFonts w:ascii="Helvetica Neue" w:hAnsi="Helvetica Neue" w:eastAsia="Helvetica Neue" w:cs="Helvetica Neue"/>
-          <w:sz w:val="17"/>
+          <w:highlight w:val="none"/>
         </w:rPr>
       </w:r>
       <w:r/>
     </w:p>
     <w:p>
       <w:pPr>
-        <w:pBdr>
-          <w:top w:val="none" w:color="000000" w:sz="4" w:space="0"/>
-          <w:left w:val="none" w:color="000000" w:sz="4" w:space="0"/>
-          <w:bottom w:val="none" w:color="000000" w:sz="4" w:space="0"/>
-          <w:right w:val="none" w:color="000000" w:sz="4" w:space="0"/>
-        </w:pBdr>
-        <w:spacing/>
-        <w:ind w:right="0" w:firstLine="0" w:left="0"/>
+        <w:pBdr/>
+        <w:spacing/>
+        <w:ind/>
         <w:rPr/>
       </w:pPr>
       <w:r>
         <w:rPr>
-          <w:rFonts w:ascii="Helvetica Neue" w:hAnsi="Helvetica Neue" w:eastAsia="Helvetica Neue" w:cs="Helvetica Neue"/>
-          <w:color w:val="000000"/>
-          <w:sz w:val="17"/>
+          <w:highlight w:val="none"/>
         </w:rPr>
-        <w:t xml:space="preserve">На вход ты получаешь JSON с полями unit (юнит/подразделение), period</w:t>
+        <w:t xml:space="preserve">ЧТО ТАКОЕ "ДРАЙВЕР" В ЭТОЙ ЗАДАЧЕ</w:t>
       </w:r>
       <w:r/>
     </w:p>
     <w:p>
       <w:pPr>
-        <w:pBdr>
-          <w:top w:val="none" w:color="000000" w:sz="4" w:space="0"/>
-          <w:left w:val="none" w:color="000000" w:sz="4" w:space="0"/>
-          <w:bottom w:val="none" w:color="000000" w:sz="4" w:space="0"/>
-          <w:right w:val="none" w:color="000000" w:sz="4" w:space="0"/>
-        </w:pBdr>
-        <w:spacing/>
-        <w:ind w:right="0" w:firstLine="0" w:left="0"/>
+        <w:pBdr/>
+        <w:spacing/>
+        <w:ind/>
         <w:rPr/>
       </w:pPr>
       <w:r>
         <w:rPr>
-          <w:rFonts w:ascii="Helvetica Neue" w:hAnsi="Helvetica Neue" w:eastAsia="Helvetica Neue" w:cs="Helvetica Neue"/>
-          <w:color w:val="000000"/>
-          <w:sz w:val="17"/>
+          <w:highlight w:val="none"/>
         </w:rPr>
-        <w:t xml:space="preserve">(отчётный период) и blocks — список смысловых блоков показателей.</w:t>
+        <w:t xml:space="preserve">Драйвер показателя X — это другой показатель Y, изменения которого обычно ПРЕДШЕСТВУЮТ</w:t>
       </w:r>
       <w:r/>
     </w:p>
     <w:p>
       <w:pPr>
-        <w:pBdr>
-          <w:top w:val="none" w:color="000000" w:sz="4" w:space="0"/>
-          <w:left w:val="none" w:color="000000" w:sz="4" w:space="0"/>
-          <w:bottom w:val="none" w:color="000000" w:sz="4" w:space="0"/>
-          <w:right w:val="none" w:color="000000" w:sz="4" w:space="0"/>
-        </w:pBdr>
-        <w:spacing/>
-        <w:ind w:right="0" w:firstLine="0" w:left="0"/>
+        <w:pBdr/>
+        <w:spacing/>
+        <w:ind/>
         <w:rPr/>
       </w:pPr>
       <w:r>
         <w:rPr>
-          <w:rFonts w:ascii="Helvetica Neue" w:hAnsi="Helvetica Neue" w:eastAsia="Helvetica Neue" w:cs="Helvetica Neue"/>
-          <w:color w:val="000000"/>
-          <w:sz w:val="17"/>
+          <w:highlight w:val="none"/>
         </w:rPr>
-        <w:t xml:space="preserve">Каждый факт внутри блока уже содержит все нужные числа и готовый вывод</w:t>
+        <w:t xml:space="preserve">или ОБЪЯСНЯЮТ изменения X по содержательной, бизнесовой логике (а не просто коррелируют</w:t>
       </w:r>
       <w:r/>
     </w:p>
     <w:p>
       <w:pPr>
-        <w:pBdr>
-          <w:top w:val="none" w:color="000000" w:sz="4" w:space="0"/>
-          <w:left w:val="none" w:color="000000" w:sz="4" w:space="0"/>
-          <w:bottom w:val="none" w:color="000000" w:sz="4" w:space="0"/>
-          <w:right w:val="none" w:color="000000" w:sz="4" w:space="0"/>
-        </w:pBdr>
-        <w:spacing/>
-        <w:ind w:right="0" w:firstLine="0" w:left="0"/>
+        <w:pBdr/>
+        <w:spacing/>
+        <w:ind/>
         <w:rPr/>
       </w:pPr>
       <w:r>
         <w:rPr>
-          <w:rFonts w:ascii="Helvetica Neue" w:hAnsi="Helvetica Neue" w:eastAsia="Helvetica Neue" w:cs="Helvetica Neue"/>
-          <w:color w:val="000000"/>
-          <w:sz w:val="17"/>
+          <w:highlight w:val="none"/>
         </w:rPr>
-        <w:t xml:space="preserve">о направлении изменения (direction) — тебе не нужно ничего самостоятельно</w:t>
+        <w:t xml:space="preserve">случайно). Пример логики: "DAU" — драйвер для "MAU" (больше активных пользователей в день</w:t>
       </w:r>
       <w:r/>
     </w:p>
     <w:p>
       <w:pPr>
-        <w:pBdr>
-          <w:top w:val="none" w:color="000000" w:sz="4" w:space="0"/>
-          <w:left w:val="none" w:color="000000" w:sz="4" w:space="0"/>
-          <w:bottom w:val="none" w:color="000000" w:sz="4" w:space="0"/>
-          <w:right w:val="none" w:color="000000" w:sz="4" w:space="0"/>
-        </w:pBdr>
-        <w:spacing/>
-        <w:ind w:right="0" w:firstLine="0" w:left="0"/>
+        <w:pBdr/>
+        <w:spacing/>
+        <w:ind/>
         <w:rPr/>
       </w:pPr>
       <w:r>
         <w:rPr>
-          <w:rFonts w:ascii="Helvetica Neue" w:hAnsi="Helvetica Neue" w:eastAsia="Helvetica Neue" w:cs="Helvetica Neue"/>
-          <w:color w:val="000000"/>
-          <w:sz w:val="17"/>
+          <w:highlight w:val="none"/>
         </w:rPr>
-        <w:t xml:space="preserve">считать.</w:t>
+        <w:t xml:space="preserve">→ выше месячная аудитория); "Количество клиентов" — драйвер для "Доля продаж" (больше</w:t>
       </w:r>
       <w:r/>
     </w:p>
     <w:p>
       <w:pPr>
-        <w:pBdr>
-          <w:top w:val="none" w:color="000000" w:sz="4" w:space="0"/>
-          <w:left w:val="none" w:color="000000" w:sz="4" w:space="0"/>
-          <w:bottom w:val="none" w:color="000000" w:sz="4" w:space="0"/>
-          <w:right w:val="none" w:color="000000" w:sz="4" w:space="0"/>
-        </w:pBdr>
-        <w:spacing/>
-        <w:ind w:right="0" w:firstLine="0" w:left="0"/>
+        <w:pBdr/>
+        <w:spacing/>
+        <w:ind/>
         <w:rPr/>
       </w:pPr>
       <w:r>
         <w:rPr>
-          <w:rFonts w:ascii="Helvetica Neue" w:hAnsi="Helvetica Neue" w:eastAsia="Helvetica Neue" w:cs="Helvetica Neue"/>
-          <w:sz w:val="17"/>
+          <w:highlight w:val="none"/>
+        </w:rPr>
+        <w:t xml:space="preserve">активных клиентов → выше конверсия в продажи при прочих равных).</w:t>
+      </w:r>
+      <w:r/>
+    </w:p>
+    <w:p>
+      <w:pPr>
+        <w:pBdr/>
+        <w:spacing/>
+        <w:ind/>
+        <w:rPr/>
+      </w:pPr>
+      <w:r>
+        <w:rPr>
+          <w:highlight w:val="none"/>
         </w:rPr>
       </w:r>
       <w:r/>
     </w:p>
     <w:p>
       <w:pPr>
-        <w:pBdr>
-          <w:top w:val="none" w:color="000000" w:sz="4" w:space="0"/>
-          <w:left w:val="none" w:color="000000" w:sz="4" w:space="0"/>
-          <w:bottom w:val="none" w:color="000000" w:sz="4" w:space="0"/>
-          <w:right w:val="none" w:color="000000" w:sz="4" w:space="0"/>
-        </w:pBdr>
-        <w:spacing/>
-        <w:ind w:right="0" w:firstLine="0" w:left="0"/>
+        <w:pBdr/>
+        <w:spacing/>
+        <w:ind/>
         <w:rPr/>
       </w:pPr>
       <w:r>
         <w:rPr>
-          <w:rFonts w:ascii="Helvetica Neue" w:hAnsi="Helvetica Neue" w:eastAsia="Helvetica Neue" w:cs="Helvetica Neue"/>
-          <w:color w:val="000000"/>
-          <w:sz w:val="17"/>
+          <w:highlight w:val="none"/>
         </w:rPr>
-        <w:t xml:space="preserve">Правила:</w:t>
+        <w:t xml:space="preserve">Связь несимметричная: если Y — драйвер X, это не значит, что X — драйвер Y.</w:t>
       </w:r>
       <w:r/>
     </w:p>
     <w:p>
       <w:pPr>
-        <w:pBdr>
-          <w:top w:val="none" w:color="000000" w:sz="4" w:space="0"/>
-          <w:left w:val="none" w:color="000000" w:sz="4" w:space="0"/>
-          <w:bottom w:val="none" w:color="000000" w:sz="4" w:space="0"/>
-          <w:right w:val="none" w:color="000000" w:sz="4" w:space="0"/>
-        </w:pBdr>
-        <w:spacing/>
-        <w:ind w:right="0" w:firstLine="0" w:left="0"/>
+        <w:pBdr/>
+        <w:spacing/>
+        <w:ind/>
         <w:rPr/>
       </w:pPr>
       <w:r>
         <w:rPr>
-          <w:rFonts w:ascii="Helvetica Neue" w:hAnsi="Helvetica Neue" w:eastAsia="Helvetica Neue" w:cs="Helvetica Neue"/>
-          <w:color w:val="000000"/>
-          <w:sz w:val="17"/>
-        </w:rPr>
-        <w:t xml:space="preserve">1. Используй только числа, названия показателей и значения direction,</w:t>
-      </w:r>
-      <w:r/>
-    </w:p>
-    <w:p>
-      <w:pPr>
-        <w:pBdr>
-          <w:top w:val="none" w:color="000000" w:sz="4" w:space="0"/>
-          <w:left w:val="none" w:color="000000" w:sz="4" w:space="0"/>
-          <w:bottom w:val="none" w:color="000000" w:sz="4" w:space="0"/>
-          <w:right w:val="none" w:color="000000" w:sz="4" w:space="0"/>
-        </w:pBdr>
-        <w:spacing/>
-        <w:ind w:right="0" w:firstLine="0" w:left="0"/>
-        <w:rPr/>
-      </w:pPr>
-      <w:r>
-        <w:rPr>
-          <w:rFonts w:ascii="Helvetica Neue" w:hAnsi="Helvetica Neue" w:eastAsia="Helvetica Neue" w:cs="Helvetica Neue"/>
-          <w:color w:val="000000"/>
-          <w:sz w:val="17"/>
-        </w:rPr>
-        <w:t xml:space="preserve">   которые есть в JSON. Никогда не добавляй числа, даты, причины или</w:t>
-      </w:r>
-      <w:r/>
-    </w:p>
-    <w:p>
-      <w:pPr>
-        <w:pBdr>
-          <w:top w:val="none" w:color="000000" w:sz="4" w:space="0"/>
-          <w:left w:val="none" w:color="000000" w:sz="4" w:space="0"/>
-          <w:bottom w:val="none" w:color="000000" w:sz="4" w:space="0"/>
-          <w:right w:val="none" w:color="000000" w:sz="4" w:space="0"/>
-        </w:pBdr>
-        <w:spacing/>
-        <w:ind w:right="0" w:firstLine="0" w:left="0"/>
-        <w:rPr/>
-      </w:pPr>
-      <w:r>
-        <w:rPr>
-          <w:rFonts w:ascii="Helvetica Neue" w:hAnsi="Helvetica Neue" w:eastAsia="Helvetica Neue" w:cs="Helvetica Neue"/>
-          <w:color w:val="000000"/>
-          <w:sz w:val="17"/>
-        </w:rPr>
-        <w:t xml:space="preserve">   прогнозы, которых там нет.</w:t>
-      </w:r>
-      <w:r/>
-    </w:p>
-    <w:p>
-      <w:pPr>
-        <w:pBdr>
-          <w:top w:val="none" w:color="000000" w:sz="4" w:space="0"/>
-          <w:left w:val="none" w:color="000000" w:sz="4" w:space="0"/>
-          <w:bottom w:val="none" w:color="000000" w:sz="4" w:space="0"/>
-          <w:right w:val="none" w:color="000000" w:sz="4" w:space="0"/>
-        </w:pBdr>
-        <w:spacing/>
-        <w:ind w:right="0" w:firstLine="0" w:left="0"/>
-        <w:rPr/>
-      </w:pPr>
-      <w:r>
-        <w:rPr>
-          <w:rFonts w:ascii="Helvetica Neue" w:hAnsi="Helvetica Neue" w:eastAsia="Helvetica Neue" w:cs="Helvetica Neue"/>
-          <w:color w:val="000000"/>
-          <w:sz w:val="17"/>
-        </w:rPr>
-        <w:t xml:space="preserve">2. Не пересчитывай проценты и разницы самостоятельно — все нужные числа</w:t>
-      </w:r>
-      <w:r/>
-    </w:p>
-    <w:p>
-      <w:pPr>
-        <w:pBdr>
-          <w:top w:val="none" w:color="000000" w:sz="4" w:space="0"/>
-          <w:left w:val="none" w:color="000000" w:sz="4" w:space="0"/>
-          <w:bottom w:val="none" w:color="000000" w:sz="4" w:space="0"/>
-          <w:right w:val="none" w:color="000000" w:sz="4" w:space="0"/>
-        </w:pBdr>
-        <w:spacing/>
-        <w:ind w:right="0" w:firstLine="0" w:left="0"/>
-        <w:rPr/>
-      </w:pPr>
-      <w:r>
-        <w:rPr>
-          <w:rFonts w:ascii="Helvetica Neue" w:hAnsi="Helvetica Neue" w:eastAsia="Helvetica Neue" w:cs="Helvetica Neue"/>
-          <w:color w:val="000000"/>
-          <w:sz w:val="17"/>
-        </w:rPr>
-        <w:t xml:space="preserve">   (delta_abs, delta_pct, execution_percent) уже даны готовыми.</w:t>
-      </w:r>
-      <w:r/>
-    </w:p>
-    <w:p>
-      <w:pPr>
-        <w:pBdr>
-          <w:top w:val="none" w:color="000000" w:sz="4" w:space="0"/>
-          <w:left w:val="none" w:color="000000" w:sz="4" w:space="0"/>
-          <w:bottom w:val="none" w:color="000000" w:sz="4" w:space="0"/>
-          <w:right w:val="none" w:color="000000" w:sz="4" w:space="0"/>
-        </w:pBdr>
-        <w:spacing/>
-        <w:ind w:right="0" w:firstLine="0" w:left="0"/>
-        <w:rPr/>
-      </w:pPr>
-      <w:r>
-        <w:rPr>
-          <w:rFonts w:ascii="Helvetica Neue" w:hAnsi="Helvetica Neue" w:eastAsia="Helvetica Neue" w:cs="Helvetica Neue"/>
-          <w:color w:val="000000"/>
-          <w:sz w:val="17"/>
-        </w:rPr>
-        <w:t xml:space="preserve">3. Поле "triggered": false означает, что показатель НЕ является проблемой —</w:t>
-      </w:r>
-      <w:r/>
-    </w:p>
-    <w:p>
-      <w:pPr>
-        <w:pBdr>
-          <w:top w:val="none" w:color="000000" w:sz="4" w:space="0"/>
-          <w:left w:val="none" w:color="000000" w:sz="4" w:space="0"/>
-          <w:bottom w:val="none" w:color="000000" w:sz="4" w:space="0"/>
-          <w:right w:val="none" w:color="000000" w:sz="4" w:space="0"/>
-        </w:pBdr>
-        <w:spacing/>
-        <w:ind w:right="0" w:firstLine="0" w:left="0"/>
-        <w:rPr/>
-      </w:pPr>
-      <w:r>
-        <w:rPr>
-          <w:rFonts w:ascii="Helvetica Neue" w:hAnsi="Helvetica Neue" w:eastAsia="Helvetica Neue" w:cs="Helvetica Neue"/>
-          <w:color w:val="000000"/>
-          <w:sz w:val="17"/>
-        </w:rPr>
-        <w:t xml:space="preserve">   упомяни его как стабильный/контекстный факт, а не как повод для тревоги.</w:t>
-      </w:r>
-      <w:r/>
-    </w:p>
-    <w:p>
-      <w:pPr>
-        <w:pBdr>
-          <w:top w:val="none" w:color="000000" w:sz="4" w:space="0"/>
-          <w:left w:val="none" w:color="000000" w:sz="4" w:space="0"/>
-          <w:bottom w:val="none" w:color="000000" w:sz="4" w:space="0"/>
-          <w:right w:val="none" w:color="000000" w:sz="4" w:space="0"/>
-        </w:pBdr>
-        <w:spacing/>
-        <w:ind w:right="0" w:firstLine="0" w:left="0"/>
-        <w:rPr/>
-      </w:pPr>
-      <w:r>
-        <w:rPr>
-          <w:rFonts w:ascii="Helvetica Neue" w:hAnsi="Helvetica Neue" w:eastAsia="Helvetica Neue" w:cs="Helvetica Neue"/>
-          <w:color w:val="000000"/>
-          <w:sz w:val="17"/>
-        </w:rPr>
-        <w:t xml:space="preserve">4. Поле "direction" уже учитывает бизнес-полярность показателя</w:t>
-      </w:r>
-      <w:r/>
-    </w:p>
-    <w:p>
-      <w:pPr>
-        <w:pBdr>
-          <w:top w:val="none" w:color="000000" w:sz="4" w:space="0"/>
-          <w:left w:val="none" w:color="000000" w:sz="4" w:space="0"/>
-          <w:bottom w:val="none" w:color="000000" w:sz="4" w:space="0"/>
-          <w:right w:val="none" w:color="000000" w:sz="4" w:space="0"/>
-        </w:pBdr>
-        <w:spacing/>
-        <w:ind w:right="0" w:firstLine="0" w:left="0"/>
-        <w:rPr/>
-      </w:pPr>
-      <w:r>
-        <w:rPr>
-          <w:rFonts w:ascii="Helvetica Neue" w:hAnsi="Helvetica Neue" w:eastAsia="Helvetica Neue" w:cs="Helvetica Neue"/>
-          <w:color w:val="000000"/>
-          <w:sz w:val="17"/>
-        </w:rPr>
-        <w:t xml:space="preserve">   (higher_is_better) — не переопределяй его по своей логике. Для таких</w:t>
-      </w:r>
-      <w:r/>
-    </w:p>
-    <w:p>
-      <w:pPr>
-        <w:pBdr>
-          <w:top w:val="none" w:color="000000" w:sz="4" w:space="0"/>
-          <w:left w:val="none" w:color="000000" w:sz="4" w:space="0"/>
-          <w:bottom w:val="none" w:color="000000" w:sz="4" w:space="0"/>
-          <w:right w:val="none" w:color="000000" w:sz="4" w:space="0"/>
-        </w:pBdr>
-        <w:spacing/>
-        <w:ind w:right="0" w:firstLine="0" w:left="0"/>
-        <w:rPr/>
-      </w:pPr>
-      <w:r>
-        <w:rPr>
-          <w:rFonts w:ascii="Helvetica Neue" w:hAnsi="Helvetica Neue" w:eastAsia="Helvetica Neue" w:cs="Helvetica Neue"/>
-          <w:color w:val="000000"/>
-          <w:sz w:val="17"/>
-        </w:rPr>
-        <w:t xml:space="preserve">   показателей, как жалобы или отток, рост — это ухудшение, даже если</w:t>
-      </w:r>
-      <w:r/>
-    </w:p>
-    <w:p>
-      <w:pPr>
-        <w:pBdr>
-          <w:top w:val="none" w:color="000000" w:sz="4" w:space="0"/>
-          <w:left w:val="none" w:color="000000" w:sz="4" w:space="0"/>
-          <w:bottom w:val="none" w:color="000000" w:sz="4" w:space="0"/>
-          <w:right w:val="none" w:color="000000" w:sz="4" w:space="0"/>
-        </w:pBdr>
-        <w:spacing/>
-        <w:ind w:right="0" w:firstLine="0" w:left="0"/>
-        <w:rPr/>
-      </w:pPr>
-      <w:r>
-        <w:rPr>
-          <w:rFonts w:ascii="Helvetica Neue" w:hAnsi="Helvetica Neue" w:eastAsia="Helvetica Neue" w:cs="Helvetica Neue"/>
-          <w:color w:val="000000"/>
-          <w:sz w:val="17"/>
-        </w:rPr>
-        <w:t xml:space="preserve">   число само по себе выросло.</w:t>
-      </w:r>
-      <w:r/>
-    </w:p>
-    <w:p>
-      <w:pPr>
-        <w:pBdr>
-          <w:top w:val="none" w:color="000000" w:sz="4" w:space="0"/>
-          <w:left w:val="none" w:color="000000" w:sz="4" w:space="0"/>
-          <w:bottom w:val="none" w:color="000000" w:sz="4" w:space="0"/>
-          <w:right w:val="none" w:color="000000" w:sz="4" w:space="0"/>
-        </w:pBdr>
-        <w:spacing/>
-        <w:ind w:right="0" w:firstLine="0" w:left="0"/>
-        <w:rPr/>
-      </w:pPr>
-      <w:r>
-        <w:rPr>
-          <w:rFonts w:ascii="Helvetica Neue" w:hAnsi="Helvetica Neue" w:eastAsia="Helvetica Neue" w:cs="Helvetica Neue"/>
-          <w:color w:val="000000"/>
-          <w:sz w:val="17"/>
-        </w:rPr>
-        <w:t xml:space="preserve">5. Для каждого блока напиши один связный абзац (2-4 предложения),</w:t>
-      </w:r>
-      <w:r/>
-    </w:p>
-    <w:p>
-      <w:pPr>
-        <w:pBdr>
-          <w:top w:val="none" w:color="000000" w:sz="4" w:space="0"/>
-          <w:left w:val="none" w:color="000000" w:sz="4" w:space="0"/>
-          <w:bottom w:val="none" w:color="000000" w:sz="4" w:space="0"/>
-          <w:right w:val="none" w:color="000000" w:sz="4" w:space="0"/>
-        </w:pBdr>
-        <w:spacing/>
-        <w:ind w:right="0" w:firstLine="0" w:left="0"/>
-        <w:rPr/>
-      </w:pPr>
-      <w:r>
-        <w:rPr>
-          <w:rFonts w:ascii="Helvetica Neue" w:hAnsi="Helvetica Neue" w:eastAsia="Helvetica Neue" w:cs="Helvetica Neue"/>
-          <w:color w:val="000000"/>
-          <w:sz w:val="17"/>
-        </w:rPr>
-        <w:t xml:space="preserve">   объединяющий все факты этого блока в единую историю. Если в блоке</w:t>
-      </w:r>
-      <w:r/>
-    </w:p>
-    <w:p>
-      <w:pPr>
-        <w:pBdr>
-          <w:top w:val="none" w:color="000000" w:sz="4" w:space="0"/>
-          <w:left w:val="none" w:color="000000" w:sz="4" w:space="0"/>
-          <w:bottom w:val="none" w:color="000000" w:sz="4" w:space="0"/>
-          <w:right w:val="none" w:color="000000" w:sz="4" w:space="0"/>
-        </w:pBdr>
-        <w:spacing/>
-        <w:ind w:right="0" w:firstLine="0" w:left="0"/>
-        <w:rPr/>
-      </w:pPr>
-      <w:r>
-        <w:rPr>
-          <w:rFonts w:ascii="Helvetica Neue" w:hAnsi="Helvetica Neue" w:eastAsia="Helvetica Neue" w:cs="Helvetica Neue"/>
-          <w:color w:val="000000"/>
-          <w:sz w:val="17"/>
-        </w:rPr>
-        <w:t xml:space="preserve">   есть role: "driver" и role: "output" — сначала скажи про драйвер,</w:t>
-      </w:r>
-      <w:r/>
-    </w:p>
-    <w:p>
-      <w:pPr>
-        <w:pBdr>
-          <w:top w:val="none" w:color="000000" w:sz="4" w:space="0"/>
-          <w:left w:val="none" w:color="000000" w:sz="4" w:space="0"/>
-          <w:bottom w:val="none" w:color="000000" w:sz="4" w:space="0"/>
-          <w:right w:val="none" w:color="000000" w:sz="4" w:space="0"/>
-        </w:pBdr>
-        <w:spacing/>
-        <w:ind w:right="0" w:firstLine="0" w:left="0"/>
-        <w:rPr/>
-      </w:pPr>
-      <w:r>
-        <w:rPr>
-          <w:rFonts w:ascii="Helvetica Neue" w:hAnsi="Helvetica Neue" w:eastAsia="Helvetica Neue" w:cs="Helvetica Neue"/>
-          <w:color w:val="000000"/>
-          <w:sz w:val="17"/>
-        </w:rPr>
-        <w:t xml:space="preserve">   потом покажи, к чему это привело.</w:t>
-      </w:r>
-      <w:r/>
-    </w:p>
-    <w:p>
-      <w:pPr>
-        <w:pBdr>
-          <w:top w:val="none" w:color="000000" w:sz="4" w:space="0"/>
-          <w:left w:val="none" w:color="000000" w:sz="4" w:space="0"/>
-          <w:bottom w:val="none" w:color="000000" w:sz="4" w:space="0"/>
-          <w:right w:val="none" w:color="000000" w:sz="4" w:space="0"/>
-        </w:pBdr>
-        <w:spacing/>
-        <w:ind w:right="0" w:firstLine="0" w:left="0"/>
-        <w:rPr/>
-      </w:pPr>
-      <w:r>
-        <w:rPr>
-          <w:rFonts w:ascii="Helvetica Neue" w:hAnsi="Helvetica Neue" w:eastAsia="Helvetica Neue" w:cs="Helvetica Neue"/>
-          <w:color w:val="000000"/>
-          <w:sz w:val="17"/>
-        </w:rPr>
-        <w:t xml:space="preserve">6. Тон — нейтрально-деловой, как в аналитической записке для руководства.</w:t>
-      </w:r>
-      <w:r/>
-    </w:p>
-    <w:p>
-      <w:pPr>
-        <w:pBdr>
-          <w:top w:val="none" w:color="000000" w:sz="4" w:space="0"/>
-          <w:left w:val="none" w:color="000000" w:sz="4" w:space="0"/>
-          <w:bottom w:val="none" w:color="000000" w:sz="4" w:space="0"/>
-          <w:right w:val="none" w:color="000000" w:sz="4" w:space="0"/>
-        </w:pBdr>
-        <w:spacing/>
-        <w:ind w:right="0" w:firstLine="0" w:left="0"/>
-        <w:rPr/>
-      </w:pPr>
-      <w:r>
-        <w:rPr>
-          <w:rFonts w:ascii="Helvetica Neue" w:hAnsi="Helvetica Neue" w:eastAsia="Helvetica Neue" w:cs="Helvetica Neue"/>
-          <w:color w:val="000000"/>
-          <w:sz w:val="17"/>
-        </w:rPr>
-        <w:t xml:space="preserve">   Без вступлений, заключений и оценочных суждений сверх того, что</w:t>
-      </w:r>
-      <w:r/>
-    </w:p>
-    <w:p>
-      <w:pPr>
-        <w:pBdr>
-          <w:top w:val="none" w:color="000000" w:sz="4" w:space="0"/>
-          <w:left w:val="none" w:color="000000" w:sz="4" w:space="0"/>
-          <w:bottom w:val="none" w:color="000000" w:sz="4" w:space="0"/>
-          <w:right w:val="none" w:color="000000" w:sz="4" w:space="0"/>
-        </w:pBdr>
-        <w:spacing/>
-        <w:ind w:right="0" w:firstLine="0" w:left="0"/>
-        <w:rPr/>
-      </w:pPr>
-      <w:r>
-        <w:rPr>
-          <w:rFonts w:ascii="Helvetica Neue" w:hAnsi="Helvetica Neue" w:eastAsia="Helvetica Neue" w:cs="Helvetica Neue"/>
-          <w:color w:val="000000"/>
-          <w:sz w:val="17"/>
-        </w:rPr>
-        <w:t xml:space="preserve">   следует из чисел.</w:t>
-      </w:r>
-      <w:r/>
-    </w:p>
-    <w:p>
-      <w:pPr>
-        <w:pBdr>
-          <w:top w:val="none" w:color="000000" w:sz="4" w:space="0"/>
-          <w:left w:val="none" w:color="000000" w:sz="4" w:space="0"/>
-          <w:bottom w:val="none" w:color="000000" w:sz="4" w:space="0"/>
-          <w:right w:val="none" w:color="000000" w:sz="4" w:space="0"/>
-        </w:pBdr>
-        <w:spacing/>
-        <w:ind w:right="0" w:firstLine="0" w:left="0"/>
-        <w:rPr/>
-      </w:pPr>
-      <w:r>
-        <w:rPr>
-          <w:rFonts w:ascii="Helvetica Neue" w:hAnsi="Helvetica Neue" w:eastAsia="Helvetica Neue" w:cs="Helvetica Neue"/>
-          <w:color w:val="000000"/>
-          <w:sz w:val="17"/>
-        </w:rPr>
-        <w:t xml:space="preserve">7. Верни ТОЛЬКО JSON в следующем формате, без какого-либо текста до или</w:t>
-      </w:r>
-      <w:r/>
-    </w:p>
-    <w:p>
-      <w:pPr>
-        <w:pBdr>
-          <w:top w:val="none" w:color="000000" w:sz="4" w:space="0"/>
-          <w:left w:val="none" w:color="000000" w:sz="4" w:space="0"/>
-          <w:bottom w:val="none" w:color="000000" w:sz="4" w:space="0"/>
-          <w:right w:val="none" w:color="000000" w:sz="4" w:space="0"/>
-        </w:pBdr>
-        <w:spacing/>
-        <w:ind w:right="0" w:firstLine="0" w:left="0"/>
-        <w:rPr/>
-      </w:pPr>
-      <w:r>
-        <w:rPr>
-          <w:rFonts w:ascii="Helvetica Neue" w:hAnsi="Helvetica Neue" w:eastAsia="Helvetica Neue" w:cs="Helvetica Neue"/>
-          <w:color w:val="000000"/>
-          <w:sz w:val="17"/>
-        </w:rPr>
-        <w:t xml:space="preserve">   после него:</w:t>
-      </w:r>
-      <w:r/>
-    </w:p>
-    <w:p>
-      <w:pPr>
-        <w:pBdr>
-          <w:top w:val="none" w:color="000000" w:sz="4" w:space="0"/>
-          <w:left w:val="none" w:color="000000" w:sz="4" w:space="0"/>
-          <w:bottom w:val="none" w:color="000000" w:sz="4" w:space="0"/>
-          <w:right w:val="none" w:color="000000" w:sz="4" w:space="0"/>
-        </w:pBdr>
-        <w:spacing/>
-        <w:ind w:right="0" w:firstLine="0" w:left="0"/>
-        <w:rPr/>
-      </w:pPr>
-      <w:r>
-        <w:rPr>
-          <w:rFonts w:ascii="Helvetica Neue" w:hAnsi="Helvetica Neue" w:eastAsia="Helvetica Neue" w:cs="Helvetica Neue"/>
-          <w:sz w:val="17"/>
+          <w:highlight w:val="none"/>
         </w:rPr>
       </w:r>
       <w:r/>
     </w:p>
     <w:p>
       <w:pPr>
-        <w:pBdr>
-          <w:top w:val="none" w:color="000000" w:sz="4" w:space="0"/>
-          <w:left w:val="none" w:color="000000" w:sz="4" w:space="0"/>
-          <w:bottom w:val="none" w:color="000000" w:sz="4" w:space="0"/>
-          <w:right w:val="none" w:color="000000" w:sz="4" w:space="0"/>
-        </w:pBdr>
-        <w:spacing/>
-        <w:ind w:right="0" w:firstLine="0" w:left="0"/>
+        <w:pBdr/>
+        <w:spacing/>
+        <w:ind/>
         <w:rPr/>
       </w:pPr>
       <w:r>
         <w:rPr>
-          <w:rFonts w:ascii="Helvetica Neue" w:hAnsi="Helvetica Neue" w:eastAsia="Helvetica Neue" w:cs="Helvetica Neue"/>
-          <w:color w:val="000000"/>
-          <w:sz w:val="17"/>
+          <w:highlight w:val="none"/>
         </w:rPr>
-        <w:t xml:space="preserve">{"blocks": [{"group_id": "...", "text": "..."}]}</w:t>
+        <w:t xml:space="preserve">ПРАВИЛА</w:t>
       </w:r>
       <w:r/>
     </w:p>
     <w:p>
       <w:pPr>
-        <w:pBdr>
-          <w:top w:val="none" w:color="000000" w:sz="4" w:space="0"/>
-          <w:left w:val="none" w:color="000000" w:sz="4" w:space="0"/>
-          <w:bottom w:val="none" w:color="000000" w:sz="4" w:space="0"/>
-          <w:right w:val="none" w:color="000000" w:sz="4" w:space="0"/>
-        </w:pBdr>
-        <w:spacing/>
-        <w:ind w:right="0" w:firstLine="0" w:left="0"/>
+        <w:pBdr/>
+        <w:spacing/>
+        <w:ind/>
         <w:rPr/>
       </w:pPr>
       <w:r>
         <w:rPr>
-          <w:rFonts w:ascii="Helvetica Neue" w:hAnsi="Helvetica Neue" w:eastAsia="Helvetica Neue" w:cs="Helvetica Neue"/>
-          <w:sz w:val="17"/>
+          <w:highlight w:val="none"/>
+        </w:rPr>
+        <w:t xml:space="preserve">1. У показателя может быть 0, 1 или несколько драйверов (максимум 3 самых значимых —</w:t>
+      </w:r>
+      <w:r/>
+    </w:p>
+    <w:p>
+      <w:pPr>
+        <w:pBdr/>
+        <w:spacing/>
+        <w:ind/>
+        <w:rPr/>
+      </w:pPr>
+      <w:r>
+        <w:rPr>
+          <w:highlight w:val="none"/>
+        </w:rPr>
+        <w:t xml:space="preserve">   не притягивай слабые связи ради количества).</w:t>
+      </w:r>
+      <w:r/>
+    </w:p>
+    <w:p>
+      <w:pPr>
+        <w:pBdr/>
+        <w:spacing/>
+        <w:ind/>
+        <w:rPr/>
+      </w:pPr>
+      <w:r>
+        <w:rPr>
+          <w:highlight w:val="none"/>
+        </w:rPr>
+        <w:t xml:space="preserve">2. Один и тот же показатель может быть драйвером для нескольких других показателей.</w:t>
+      </w:r>
+      <w:r/>
+    </w:p>
+    <w:p>
+      <w:pPr>
+        <w:pBdr/>
+        <w:spacing/>
+        <w:ind/>
+        <w:rPr/>
+      </w:pPr>
+      <w:r>
+        <w:rPr>
+          <w:highlight w:val="none"/>
+        </w:rPr>
+        <w:t xml:space="preserve">3. Показатель не может быть драйвером сам себе.</w:t>
+      </w:r>
+      <w:r/>
+    </w:p>
+    <w:p>
+      <w:pPr>
+        <w:pBdr/>
+        <w:spacing/>
+        <w:ind/>
+        <w:rPr/>
+      </w:pPr>
+      <w:r>
+        <w:rPr>
+          <w:highlight w:val="none"/>
+        </w:rPr>
+        <w:t xml:space="preserve">4. Не создавай циклов (X ← Y ← X).</w:t>
+      </w:r>
+      <w:r/>
+    </w:p>
+    <w:p>
+      <w:pPr>
+        <w:pBdr/>
+        <w:spacing/>
+        <w:ind/>
+        <w:rPr/>
+      </w:pPr>
+      <w:r>
+        <w:rPr>
+          <w:highlight w:val="none"/>
+        </w:rPr>
+        <w:t xml:space="preserve">5. В первую очередь ищи связи внутри одного экрана/продукта (screen) и близких категорий</w:t>
+      </w:r>
+      <w:r/>
+    </w:p>
+    <w:p>
+      <w:pPr>
+        <w:pBdr/>
+        <w:spacing/>
+        <w:ind/>
+        <w:rPr/>
+      </w:pPr>
+      <w:r>
+        <w:rPr>
+          <w:highlight w:val="none"/>
+        </w:rPr>
+        <w:t xml:space="preserve">   (category) — межпродуктовые связи допустимы, только если логика действительно сильная</w:t>
+      </w:r>
+      <w:r/>
+    </w:p>
+    <w:p>
+      <w:pPr>
+        <w:pBdr/>
+        <w:spacing/>
+        <w:ind/>
+        <w:rPr/>
+      </w:pPr>
+      <w:r>
+        <w:rPr>
+          <w:highlight w:val="none"/>
+        </w:rPr>
+        <w:t xml:space="preserve">   и очевидная (например, общая инфраструктурная метрика влияет на несколько продуктов).</w:t>
+      </w:r>
+      <w:r/>
+    </w:p>
+    <w:p>
+      <w:pPr>
+        <w:pBdr/>
+        <w:spacing/>
+        <w:ind/>
+        <w:rPr/>
+      </w:pPr>
+      <w:r>
+        <w:rPr>
+          <w:highlight w:val="none"/>
+        </w:rPr>
+        <w:t xml:space="preserve">6. Если для показателя нет ни одного убедительного драйвера — это нормально, просто не</w:t>
+      </w:r>
+      <w:r/>
+    </w:p>
+    <w:p>
+      <w:pPr>
+        <w:pBdr/>
+        <w:spacing/>
+        <w:ind/>
+        <w:rPr/>
+      </w:pPr>
+      <w:r>
+        <w:rPr>
+          <w:highlight w:val="none"/>
+        </w:rPr>
+        <w:t xml:space="preserve">   создавай для него строк. Не выдумывай связь, если её объективно нет.</w:t>
+      </w:r>
+      <w:r/>
+    </w:p>
+    <w:p>
+      <w:pPr>
+        <w:pBdr/>
+        <w:spacing/>
+        <w:ind/>
+        <w:rPr/>
+      </w:pPr>
+      <w:r>
+        <w:rPr>
+          <w:highlight w:val="none"/>
+        </w:rPr>
+        <w:t xml:space="preserve">7. Используй ТОЛЬКО те id_pokaz, что даны во входном списке — не изобретай новые id и не</w:t>
+      </w:r>
+      <w:r/>
+    </w:p>
+    <w:p>
+      <w:pPr>
+        <w:pBdr/>
+        <w:spacing/>
+        <w:ind/>
+        <w:rPr/>
+      </w:pPr>
+      <w:r>
+        <w:rPr>
+          <w:highlight w:val="none"/>
+        </w:rPr>
+        <w:t xml:space="preserve">   меняй написание существующих.</w:t>
+      </w:r>
+      <w:r/>
+    </w:p>
+    <w:p>
+      <w:pPr>
+        <w:pBdr/>
+        <w:spacing/>
+        <w:ind/>
+        <w:rPr/>
+      </w:pPr>
+      <w:r>
+        <w:rPr>
+          <w:highlight w:val="none"/>
         </w:rPr>
       </w:r>
       <w:r/>
     </w:p>
     <w:p>
       <w:pPr>
-        <w:pBdr>
-          <w:top w:val="none" w:color="000000" w:sz="4" w:space="0"/>
-          <w:left w:val="none" w:color="000000" w:sz="4" w:space="0"/>
-          <w:bottom w:val="none" w:color="000000" w:sz="4" w:space="0"/>
-          <w:right w:val="none" w:color="000000" w:sz="4" w:space="0"/>
-        </w:pBdr>
-        <w:spacing/>
-        <w:ind w:right="0" w:firstLine="0" w:left="0"/>
+        <w:pBdr/>
+        <w:spacing/>
+        <w:ind/>
         <w:rPr/>
       </w:pPr>
       <w:r>
         <w:rPr>
-          <w:rFonts w:ascii="Helvetica Neue" w:hAnsi="Helvetica Neue" w:eastAsia="Helvetica Neue" w:cs="Helvetica Neue"/>
-          <w:color w:val="000000"/>
-          <w:sz w:val="17"/>
+          <w:highlight w:val="none"/>
         </w:rPr>
-        <w:t xml:space="preserve">Перед ответом проверь себя: каждое число, которое ты написал в text,</w:t>
+        <w:t xml:space="preserve">ФОРМАТ ВХОДНЫХ ДАННЫХ</w:t>
       </w:r>
       <w:r/>
     </w:p>
     <w:p>
       <w:pPr>
-        <w:pBdr>
-          <w:top w:val="none" w:color="000000" w:sz="4" w:space="0"/>
-          <w:left w:val="none" w:color="000000" w:sz="4" w:space="0"/>
-          <w:bottom w:val="none" w:color="000000" w:sz="4" w:space="0"/>
-          <w:right w:val="none" w:color="000000" w:sz="4" w:space="0"/>
-        </w:pBdr>
-        <w:spacing/>
-        <w:ind w:right="0" w:firstLine="0" w:left="0"/>
+        <w:pBdr/>
+        <w:spacing/>
+        <w:ind/>
         <w:rPr/>
       </w:pPr>
       <w:r>
         <w:rPr>
-          <w:rFonts w:ascii="Helvetica Neue" w:hAnsi="Helvetica Neue" w:eastAsia="Helvetica Neue" w:cs="Helvetica Neue"/>
-          <w:color w:val="000000"/>
-          <w:sz w:val="17"/>
+          <w:highlight w:val="none"/>
         </w:rPr>
-        <w:t xml:space="preserve">должно дословно присутствовать во входном JSON.</w:t>
+        <w:t xml:space="preserve">Список показателей ниже, колонки: id_pokaz, pokaz_name, screen, category (и что есть ещё</w:t>
       </w:r>
       <w:r/>
     </w:p>
@@ -771,8 +526,322 @@
         <w:ind/>
         <w:rPr/>
       </w:pPr>
+      <w:r>
+        <w:rPr>
+          <w:highlight w:val="none"/>
+        </w:rPr>
+        <w:t xml:space="preserve">из: unit, direction, description) — так, как выгружено из dim_pokazateli.csv:</w:t>
+      </w:r>
       <w:r/>
+    </w:p>
+    <w:p>
+      <w:pPr>
+        <w:pBdr/>
+        <w:spacing/>
+        <w:ind/>
+        <w:rPr/>
+      </w:pPr>
+      <w:r>
+        <w:rPr>
+          <w:highlight w:val="none"/>
+        </w:rPr>
+      </w:r>
       <w:r/>
+    </w:p>
+    <w:p>
+      <w:pPr>
+        <w:pBdr/>
+        <w:spacing/>
+        <w:ind/>
+        <w:rPr/>
+      </w:pPr>
+      <w:r>
+        <w:rPr>
+          <w:highlight w:val="none"/>
+        </w:rPr>
+        <w:t xml:space="preserve">{{СПИСОК_ПОКАЗАТЕЛЕЙ}}</w:t>
+      </w:r>
+      <w:r/>
+    </w:p>
+    <w:p>
+      <w:pPr>
+        <w:pBdr/>
+        <w:spacing/>
+        <w:ind/>
+        <w:rPr/>
+      </w:pPr>
+      <w:r>
+        <w:rPr>
+          <w:highlight w:val="none"/>
+        </w:rPr>
+      </w:r>
+      <w:r/>
+    </w:p>
+    <w:p>
+      <w:pPr>
+        <w:pBdr/>
+        <w:spacing/>
+        <w:ind/>
+        <w:rPr/>
+      </w:pPr>
+      <w:r>
+        <w:rPr>
+          <w:highlight w:val="none"/>
+        </w:rPr>
+        <w:t xml:space="preserve">ФОРМАТ ОТВЕТА</w:t>
+      </w:r>
+      <w:r/>
+    </w:p>
+    <w:p>
+      <w:pPr>
+        <w:pBdr/>
+        <w:spacing/>
+        <w:ind/>
+        <w:rPr/>
+      </w:pPr>
+      <w:r>
+        <w:rPr>
+          <w:highlight w:val="none"/>
+        </w:rPr>
+        <w:t xml:space="preserve">Сначала коротко (маркированным списком, не более 1 строки на связь) обоснуй каждую связь,</w:t>
+      </w:r>
+      <w:r/>
+    </w:p>
+    <w:p>
+      <w:pPr>
+        <w:pBdr/>
+        <w:spacing/>
+        <w:ind/>
+        <w:rPr/>
+      </w:pPr>
+      <w:r>
+        <w:rPr>
+          <w:highlight w:val="none"/>
+        </w:rPr>
+        <w:t xml:space="preserve">которую собираешься включить — это нужно для проверки человеком, не для файла.</w:t>
+      </w:r>
+      <w:r/>
+    </w:p>
+    <w:p>
+      <w:pPr>
+        <w:pBdr/>
+        <w:spacing/>
+        <w:ind/>
+        <w:rPr/>
+      </w:pPr>
+      <w:r>
+        <w:rPr>
+          <w:highlight w:val="none"/>
+        </w:rPr>
+      </w:r>
+      <w:r/>
+    </w:p>
+    <w:p>
+      <w:pPr>
+        <w:pBdr/>
+        <w:spacing/>
+        <w:ind/>
+        <w:rPr/>
+      </w:pPr>
+      <w:r>
+        <w:rPr>
+          <w:highlight w:val="none"/>
+        </w:rPr>
+        <w:t xml:space="preserve">Затем выведи финальный результат ОДНИМ CSV-блоком в code fence, без лишнего текста внутри</w:t>
+      </w:r>
+      <w:r/>
+    </w:p>
+    <w:p>
+      <w:pPr>
+        <w:pBdr/>
+        <w:spacing/>
+        <w:ind/>
+        <w:rPr/>
+      </w:pPr>
+      <w:r>
+        <w:rPr>
+          <w:highlight w:val="none"/>
+        </w:rPr>
+        <w:t xml:space="preserve">блока, с заголовком и колонками:</w:t>
+      </w:r>
+      <w:r/>
+    </w:p>
+    <w:p>
+      <w:pPr>
+        <w:pBdr/>
+        <w:spacing/>
+        <w:ind/>
+        <w:rPr/>
+      </w:pPr>
+      <w:r>
+        <w:rPr>
+          <w:highlight w:val="none"/>
+        </w:rPr>
+      </w:r>
+      <w:r/>
+    </w:p>
+    <w:p>
+      <w:pPr>
+        <w:pBdr/>
+        <w:spacing/>
+        <w:ind/>
+        <w:rPr/>
+      </w:pPr>
+      <w:r>
+        <w:rPr>
+          <w:highlight w:val="none"/>
+        </w:rPr>
+        <w:t xml:space="preserve">id_pokaz,driver_id,rationale,confidence</w:t>
+      </w:r>
+      <w:r/>
+    </w:p>
+    <w:p>
+      <w:pPr>
+        <w:pBdr/>
+        <w:spacing/>
+        <w:ind/>
+        <w:rPr/>
+      </w:pPr>
+      <w:r>
+        <w:rPr>
+          <w:highlight w:val="none"/>
+        </w:rPr>
+      </w:r>
+      <w:r/>
+    </w:p>
+    <w:p>
+      <w:pPr>
+        <w:pBdr/>
+        <w:spacing/>
+        <w:ind/>
+        <w:rPr/>
+      </w:pPr>
+      <w:r>
+        <w:rPr>
+          <w:highlight w:val="none"/>
+        </w:rPr>
+        <w:t xml:space="preserve">где:</w:t>
+      </w:r>
+      <w:r/>
+    </w:p>
+    <w:p>
+      <w:pPr>
+        <w:pBdr/>
+        <w:spacing/>
+        <w:ind/>
+        <w:rPr/>
+      </w:pPr>
+      <w:r>
+        <w:rPr>
+          <w:highlight w:val="none"/>
+        </w:rPr>
+        <w:t xml:space="preserve">- id_pokaz — показатель, у которого есть драйвер</w:t>
+      </w:r>
+      <w:r/>
+    </w:p>
+    <w:p>
+      <w:pPr>
+        <w:pBdr/>
+        <w:spacing/>
+        <w:ind/>
+        <w:rPr/>
+      </w:pPr>
+      <w:r>
+        <w:rPr>
+          <w:highlight w:val="none"/>
+        </w:rPr>
+        <w:t xml:space="preserve">- driver_id — id_pokaz его драйвера</w:t>
+      </w:r>
+      <w:r/>
+    </w:p>
+    <w:p>
+      <w:pPr>
+        <w:pBdr/>
+        <w:spacing/>
+        <w:ind/>
+        <w:rPr/>
+      </w:pPr>
+      <w:r>
+        <w:rPr>
+          <w:highlight w:val="none"/>
+        </w:rPr>
+        <w:t xml:space="preserve">- rationale — 3-8 слов, почему это драйвер (для ревью человеком)</w:t>
+      </w:r>
+      <w:r/>
+    </w:p>
+    <w:p>
+      <w:pPr>
+        <w:pBdr/>
+        <w:spacing/>
+        <w:ind/>
+        <w:rPr/>
+      </w:pPr>
+      <w:r>
+        <w:rPr>
+          <w:highlight w:val="none"/>
+        </w:rPr>
+        <w:t xml:space="preserve">- confidence — high / medium: high — прямая и общепризнанная бизнес-логика,</w:t>
+      </w:r>
+      <w:r/>
+    </w:p>
+    <w:p>
+      <w:pPr>
+        <w:pBdr/>
+        <w:spacing/>
+        <w:ind/>
+        <w:rPr/>
+      </w:pPr>
+      <w:r>
+        <w:rPr>
+          <w:highlight w:val="none"/>
+        </w:rPr>
+        <w:t xml:space="preserve">  medium — правдоподобно, но менее очевидно, стоит перепроверить с командой</w:t>
+      </w:r>
+      <w:r/>
+    </w:p>
+    <w:p>
+      <w:pPr>
+        <w:pBdr/>
+        <w:spacing/>
+        <w:ind/>
+        <w:rPr/>
+      </w:pPr>
+      <w:r>
+        <w:rPr>
+          <w:highlight w:val="none"/>
+        </w:rPr>
+      </w:r>
+      <w:r/>
+    </w:p>
+    <w:p>
+      <w:pPr>
+        <w:pBdr/>
+        <w:spacing/>
+        <w:ind/>
+        <w:rPr/>
+      </w:pPr>
+      <w:r>
+        <w:rPr>
+          <w:highlight w:val="none"/>
+        </w:rPr>
+        <w:t xml:space="preserve">После блока ничего не добавляй.</w:t>
+      </w:r>
+      <w:r/>
+      <w:r>
+        <w:rPr>
+          <w:highlight w:val="none"/>
+        </w:rPr>
+      </w:r>
+      <w:r>
+        <w:rPr>
+          <w:highlight w:val="none"/>
+        </w:rPr>
+      </w:r>
+      <w:r>
+        <w:rPr>
+          <w:highlight w:val="none"/>
+        </w:rPr>
+      </w:r>
     </w:p>
     <w:sectPr>
       <w:footnotePr/>
